--- a/contract_kit/templates/Thoa_thuan_trach_nhiem_template.docx
+++ b/contract_kit/templates/Thoa_thuan_trach_nhiem_template.docx
@@ -1255,7 +1255,7 @@
           <w:sz w:val="26"/>
           <w:szCs w:val="26"/>
         </w:rPr>
-        <w:t xml:space="preserve"> khoản tiền bằng 20.000.000 VNĐ (hai mươi triệu đồng) và các chi phí đào tạo mà Bên A đã cung cấp cho Bên B trong thời gian Bên B làm việc tại </w:t>
+        <w:t xml:space="preserve"> khoản tiền bằng {{ responsibility.liability_amount }} VNĐ ({{ responsibility.liability_amount_words }}) và các chi phí đào tạo mà Bên A đã cung cấp cho Bên B trong thời gian Bên B làm việc tại </w:t>
       </w:r>
       <w:r>
         <w:rPr>
